--- a/С развитием информационных технологий применение цифровых инструментов в различных сферах жизни становится обычной практикой.docx
+++ b/С развитием информационных технологий применение цифровых инструментов в различных сферах жизни становится обычной практикой.docx
@@ -419,7 +419,15 @@
       </w:r>
       <w:proofErr w:type="spellEnd"/>
       <w:r>
-        <w:t xml:space="preserve"> образования, использование геймификации в образовательном процессе, активное распространение дистанционного образования (e-</w:t>
+        <w:t xml:space="preserve"> образования, использование </w:t>
+      </w:r>
+      <w:proofErr w:type="spellStart"/>
+      <w:r>
+        <w:t>геймификации</w:t>
+      </w:r>
+      <w:proofErr w:type="spellEnd"/>
+      <w:r>
+        <w:t xml:space="preserve"> в образовательном процессе, активное распространение дистанционного образования (e-</w:t>
       </w:r>
       <w:proofErr w:type="spellStart"/>
       <w:r>
@@ -1241,7 +1249,6 @@
           <w:color w:val="00B050"/>
         </w:rPr>
       </w:pPr>
-      <w:bookmarkStart w:id="0" w:name="_GoBack"/>
       <w:r>
         <w:rPr>
           <w:color w:val="00B050"/>
@@ -1277,7 +1284,6 @@
         <w:t>, Открытое образование и другими. При этом, как отмечают многие исследователи [29,30], несмотря на очевидные преимущества дистанционного онлайн-обучения [31] для высших учебных заведений, которые не справляются с текущей подготовкой выпускников, а также объективная полезность MOOC для людей с ОВЗ и удобство использования онлайн-лекций в качестве альтернативы традиционным учебникам – все-таки дистанционное образование несовершенно.</w:t>
       </w:r>
     </w:p>
-    <w:bookmarkEnd w:id="0"/>
     <w:p>
       <w:r>
         <w:t xml:space="preserve"> Одной из главных проблем MOOC является низкая степень завершенности курсов [32] – всего только около 10% студентов проходят онлайн-обучение до конца. Кроме того, в настоящее время существует мало эмпирических исследованиях о действительной эффективности MOOC. Остается непонятным, для каких образовательных дисциплин онлайн-курсы являются эффективной формой обучения, а для каких их модель неуместна. Ограничивающим фактором развития повсеместного использования MOOC является отсутствие преподавателя, руководящего процессом обучения, и как следствие, обратной связи, необходимой для эффективного образовательного процесса [33]. Отсутствие мотивирующего фактора в лице преподавателя или наставника в онлайн-курсах приводит к неуспешному прохождению участниками курса. Кроме того, на данный момент не на всех российских и зарубежных платформах при создании курсов привлекаются соответствующие квалифицированные специалисты. Ярким примером может служить платформа stepic.org, которая по существу, является чем-то пограничным между MOOC и просто образовательной платформой. </w:t>
@@ -1291,6 +1297,44 @@
         <w:t xml:space="preserve"> предоставляет доступ к курсам, которые может создать любой пользователь, не зависимо от уровня его квалификации. </w:t>
       </w:r>
     </w:p>
+    <w:p>
+      <w:r>
+        <w:t xml:space="preserve">Недостатком MOOC можно также считать отсутствие гибкости. Несмотря не небольшие формальные различия между структурной организацией и интерфейсами платформ, в основном, формат всех известных MOOC-платформ предполагает использование видео-лекций и тестовых вопросов с вариантом выбора, открытые и закрытые вопросы. Нет возможностей и функционала для интеграции дополнительных инструментов, например, для включения в образовательный процесс элементов </w:t>
+      </w:r>
+      <w:proofErr w:type="spellStart"/>
+      <w:r>
+        <w:t>геймификации</w:t>
+      </w:r>
+      <w:proofErr w:type="spellEnd"/>
+      <w:r>
+        <w:t xml:space="preserve">, которая возможно повысила бы вовлеченность пользователей. MOOC вполне встраивается в концепцию </w:t>
+      </w:r>
+      <w:proofErr w:type="spellStart"/>
+      <w:r>
+        <w:t>lifelong</w:t>
+      </w:r>
+      <w:proofErr w:type="spellEnd"/>
+      <w:r>
+        <w:t xml:space="preserve"> </w:t>
+      </w:r>
+      <w:proofErr w:type="spellStart"/>
+      <w:r>
+        <w:t>learning</w:t>
+      </w:r>
+      <w:proofErr w:type="spellEnd"/>
+      <w:r>
+        <w:t xml:space="preserve">, в качестве платформ для получения дополнительного образования для взрослых. Однако не ясно, может ли MOOC полноценно провести студента через три ступени образования: </w:t>
+      </w:r>
+      <w:proofErr w:type="spellStart"/>
+      <w:r>
+        <w:t>бакалавриат</w:t>
+      </w:r>
+      <w:proofErr w:type="spellEnd"/>
+      <w:r>
+        <w:t>, магистратуру и аспирантуру.</w:t>
+      </w:r>
+    </w:p>
+    <w:p/>
     <w:tbl>
       <w:tblPr>
         <w:tblStyle w:val="a3"/>
@@ -1298,12 +1342,12 @@
         <w:tblLook w:val="04A0" w:firstRow="1" w:lastRow="0" w:firstColumn="1" w:lastColumn="0" w:noHBand="0" w:noVBand="1"/>
       </w:tblPr>
       <w:tblGrid>
-        <w:gridCol w:w="1601"/>
-        <w:gridCol w:w="1581"/>
-        <w:gridCol w:w="1683"/>
-        <w:gridCol w:w="1593"/>
-        <w:gridCol w:w="1764"/>
-        <w:gridCol w:w="1123"/>
+        <w:gridCol w:w="1584"/>
+        <w:gridCol w:w="1585"/>
+        <w:gridCol w:w="1687"/>
+        <w:gridCol w:w="1596"/>
+        <w:gridCol w:w="1768"/>
+        <w:gridCol w:w="1125"/>
       </w:tblGrid>
       <w:tr>
         <w:tc>
@@ -1312,55 +1356,6 @@
           </w:tcPr>
           <w:p>
             <w:r>
-              <w:t xml:space="preserve">Недостатком MOOC можно также считать отсутствие гибкости. Несмотря не небольшие формальные различия между </w:t>
-            </w:r>
-            <w:r>
-              <w:lastRenderedPageBreak/>
-              <w:t xml:space="preserve">структурной организацией и интерфейсами платформ, в основном, формат всех известных MOOC-платформ предполагает использование видео-лекций и тестовых вопросов с вариантом выбора, открытые и закрытые вопросы. Нет возможностей и функционала для интеграции дополнительных инструментов, например, для включения в образовательный процесс элементов геймификации, которая возможно повысила бы вовлеченность пользователей. MOOC вполне встраивается в концепцию </w:t>
-            </w:r>
-            <w:proofErr w:type="spellStart"/>
-            <w:r>
-              <w:t>lifelong</w:t>
-            </w:r>
-            <w:proofErr w:type="spellEnd"/>
-            <w:r>
-              <w:t xml:space="preserve"> </w:t>
-            </w:r>
-            <w:proofErr w:type="spellStart"/>
-            <w:r>
-              <w:t>learning</w:t>
-            </w:r>
-            <w:proofErr w:type="spellEnd"/>
-            <w:r>
-              <w:t>, в качестве платформ для получения дополнительного образования</w:t>
-            </w:r>
-            <w:r>
-              <w:t xml:space="preserve"> </w:t>
-            </w:r>
-            <w:r>
-              <w:lastRenderedPageBreak/>
-              <w:t xml:space="preserve">для взрослых. Однако не ясно, может ли </w:t>
-            </w:r>
-            <w:r>
-              <w:rPr>
-                <w:lang w:val="en-US"/>
-              </w:rPr>
-              <w:t>MOOC</w:t>
-            </w:r>
-            <w:r>
-              <w:t xml:space="preserve"> полноценно провести студента через три ступени образования: </w:t>
-            </w:r>
-            <w:proofErr w:type="spellStart"/>
-            <w:r>
-              <w:t>бакалавриат</w:t>
-            </w:r>
-            <w:proofErr w:type="spellEnd"/>
-            <w:r>
-              <w:t>, магистратуру и аспирантуру.</w:t>
-            </w:r>
-          </w:p>
-          <w:p>
-            <w:r>
               <w:t xml:space="preserve">Образовательная цифровая среда </w:t>
             </w:r>
           </w:p>
@@ -1371,7 +1366,6 @@
           </w:tcPr>
           <w:p>
             <w:r>
-              <w:lastRenderedPageBreak/>
               <w:t xml:space="preserve">Пользователи </w:t>
             </w:r>
           </w:p>
@@ -1432,7 +1426,6 @@
           </w:tcPr>
           <w:p>
             <w:r>
-              <w:lastRenderedPageBreak/>
               <w:t>Модульные системы</w:t>
             </w:r>
           </w:p>
@@ -1575,25 +1568,25 @@
           </w:tcPr>
           <w:p>
             <w:r>
-              <w:t xml:space="preserve">Студентам предоставляется доступ к различному типу образовательных видео к различным </w:t>
+              <w:t xml:space="preserve">Студентам предоставляется доступ к различному типу образовательных видео к различным тестированиям во время обучения (с </w:t>
+            </w:r>
+            <w:proofErr w:type="gramStart"/>
+            <w:r>
+              <w:t>от крытыми или закр</w:t>
+            </w:r>
+            <w:r>
+              <w:t>ытыми вопросами</w:t>
+            </w:r>
+            <w:proofErr w:type="gramEnd"/>
+            <w:r>
+              <w:t>). В конце обуче</w:t>
+            </w:r>
+            <w:r>
+              <w:t xml:space="preserve">ния каждый студент может сдать экзамен и получить </w:t>
             </w:r>
             <w:r>
               <w:lastRenderedPageBreak/>
-              <w:t xml:space="preserve">тестированиям во время обучения (с </w:t>
-            </w:r>
-            <w:proofErr w:type="gramStart"/>
-            <w:r>
-              <w:t>от крытыми или закр</w:t>
-            </w:r>
-            <w:r>
-              <w:t>ытыми вопросами</w:t>
-            </w:r>
-            <w:proofErr w:type="gramEnd"/>
-            <w:r>
-              <w:t>). В конце обуче</w:t>
-            </w:r>
-            <w:r>
-              <w:t>ния каждый студент может сдать экзамен и получить сертификат о прохождении к</w:t>
+              <w:t>сертификат о прохождении к</w:t>
             </w:r>
             <w:r>
               <w:t>урса. Преподаватели могут создавать онлайн курсы, трени</w:t>
@@ -1635,11 +1628,7 @@
               <w:t>шения курса или низкая мотивация. Инстр</w:t>
             </w:r>
             <w:r>
-              <w:t xml:space="preserve">ументы </w:t>
-            </w:r>
-            <w:r>
-              <w:lastRenderedPageBreak/>
-              <w:t>для создания курсов базовые недоста</w:t>
+              <w:t>ументы для создания курсов базовые недоста</w:t>
             </w:r>
             <w:r>
               <w:t>точно</w:t>
@@ -1666,7 +1655,6 @@
               <w:rPr>
                 <w:lang w:val="en-US"/>
               </w:rPr>
-              <w:lastRenderedPageBreak/>
               <w:t xml:space="preserve">Coursera, </w:t>
             </w:r>
             <w:proofErr w:type="spellStart"/>
@@ -1824,10 +1812,18 @@
             </w:r>
             <w:proofErr w:type="spellEnd"/>
             <w:r>
-              <w:t xml:space="preserve"> или тьютор, наставник. Студенты выбирают курс, и наставник или </w:t>
+              <w:t xml:space="preserve"> или </w:t>
             </w:r>
             <w:proofErr w:type="spellStart"/>
             <w:r>
+              <w:t>тьютор</w:t>
+            </w:r>
+            <w:proofErr w:type="spellEnd"/>
+            <w:r>
+              <w:t xml:space="preserve">, наставник. Студенты выбирают курс, и наставник или </w:t>
+            </w:r>
+            <w:proofErr w:type="spellStart"/>
+            <w:r>
               <w:t>коуч</w:t>
             </w:r>
             <w:proofErr w:type="spellEnd"/>
@@ -1880,7 +1876,6 @@
             </w:r>
             <w:proofErr w:type="spellStart"/>
             <w:r>
-              <w:lastRenderedPageBreak/>
               <w:t>стей</w:t>
             </w:r>
             <w:proofErr w:type="spellEnd"/>
@@ -1898,7 +1893,6 @@
               <w:jc w:val="center"/>
             </w:pPr>
             <w:r>
-              <w:lastRenderedPageBreak/>
               <w:t>Отсутствие гибкости в по</w:t>
             </w:r>
             <w:r>
@@ -2114,7 +2108,11 @@
         <w:t xml:space="preserve">). </w:t>
       </w:r>
       <w:r>
-        <w:t xml:space="preserve">Это системы управления обучением, которые используются для разработки, управления и распространения онлайн-учебных материалов с условием обеспечения совместного пользовательского </w:t>
+        <w:t xml:space="preserve">Это системы управления обучением, которые используются </w:t>
+      </w:r>
+      <w:r>
+        <w:lastRenderedPageBreak/>
+        <w:t xml:space="preserve">для разработки, управления и распространения онлайн-учебных материалов с условием обеспечения совместного пользовательского </w:t>
       </w:r>
       <w:r>
         <w:t>доступа.</w:t>
@@ -2301,11 +2299,85 @@
       </w:r>
       <w:proofErr w:type="gramEnd"/>
       <w:r>
-        <w:t xml:space="preserve"> обучающегося с преподавателем через образовательную среду. Обучающийся во всех типах образовательных </w:t>
+        <w:t xml:space="preserve"> обучающегося с преподавателем через образовательную среду. Обучающийся во всех типах образовательных систем получает от преподавателя информацию по курсу, тесты. Только в </w:t>
+      </w:r>
+      <w:r>
+        <w:rPr>
+          <w:lang w:val="en-US"/>
+        </w:rPr>
+        <w:t>LMS</w:t>
+      </w:r>
+      <w:r>
+        <w:t xml:space="preserve"> и </w:t>
+      </w:r>
+      <w:r>
+        <w:rPr>
+          <w:lang w:val="en-US"/>
+        </w:rPr>
+        <w:t>LCMS</w:t>
+      </w:r>
+      <w:r>
+        <w:t xml:space="preserve"> и модульных системах он получает рекомендации по курсу от преподавателя. В свою очередь преподаватель в </w:t>
+      </w:r>
+      <w:r>
+        <w:rPr>
+          <w:lang w:val="en-US"/>
+        </w:rPr>
+        <w:t>LMS</w:t>
+      </w:r>
+      <w:r>
+        <w:t xml:space="preserve"> и </w:t>
+      </w:r>
+      <w:r>
+        <w:rPr>
+          <w:lang w:val="en-US"/>
+        </w:rPr>
+        <w:t>LCMS</w:t>
+      </w:r>
+      <w:r>
+        <w:t xml:space="preserve"> и модульных системах имеет доступ к информации о деятельности ученика, может получить отчеты о его успеваемости. В случае </w:t>
+      </w:r>
+      <w:r>
+        <w:rPr>
+          <w:lang w:val="en-US"/>
+        </w:rPr>
+        <w:t>MOOC</w:t>
+      </w:r>
+      <w:r>
+        <w:t xml:space="preserve"> курсов (в большинстве случаев) преподаватель может только единожды </w:t>
+      </w:r>
+      <w:r>
+        <w:t>с</w:t>
+      </w:r>
+      <w:r>
+        <w:t xml:space="preserve">оздать курс и тестовые блоки к ним, в дальнейшем никак не </w:t>
+      </w:r>
+      <w:r>
+        <w:t>взаимодействуя и не контролируя деятельность ученика.</w:t>
+      </w:r>
+    </w:p>
+    <w:p/>
+    <w:p>
+      <w:r>
+        <w:t>3.2. Направления решения задач в рамках поставленной проблемы</w:t>
+      </w:r>
+    </w:p>
+    <w:p>
+      <w:r>
+        <w:t xml:space="preserve"> В статье был проведен метаанализ публикаций по использованию и внедрению цифровых инструментов в образовательный процесс. Было определено, какие особенности потребления </w:t>
       </w:r>
       <w:r>
         <w:lastRenderedPageBreak/>
-        <w:t xml:space="preserve">систем получает от преподавателя информацию по курсу, тесты. Только в </w:t>
+        <w:t xml:space="preserve">информации присущи поколению, которое проходит через образовательные ступени на данный момент (в связи с теорией поколений). Было установлено, какие характеристики должны присутствовать у системы для увеличения вовлеченности молодежи в образование. Также были рассмотрены несколько примеров различных типов нетрадиционных способов обучения (модульные технологии, </w:t>
+      </w:r>
+      <w:r>
+        <w:rPr>
+          <w:lang w:val="en-US"/>
+        </w:rPr>
+        <w:t>MOOC</w:t>
+      </w:r>
+      <w:r>
+        <w:t xml:space="preserve">, </w:t>
       </w:r>
       <w:r>
         <w:rPr>
@@ -2314,22 +2386,77 @@
         <w:t>LMS</w:t>
       </w:r>
       <w:r>
+        <w:t xml:space="preserve"> и др.) и было выявлено, какую роль в них занимает преподаватель (или тьютор, наставник). </w:t>
+      </w:r>
+    </w:p>
+    <w:p>
+      <w:r>
+        <w:t xml:space="preserve">Ввиду неумолимости роли преподавателя в качестве наставника или куратора образовательного процесса, даже в нетрадиционных моделях обучения, для облегчения интеграции цифровых технологий в образовательных процесс необходимо разрабатывать обучающие системы для преподавателей. Кроме того, как показал обзор литературы, обучающие курсы, тренинги и семинары по повышению «цифровой грамотности» преподавателей будут востребованы в ближайшей перспективе и требуют тщательно и детально прорабатываться, так как появляются новые технологии для обучения. </w:t>
+      </w:r>
+    </w:p>
+    <w:p>
+      <w:r>
+        <w:t xml:space="preserve">Перспективным продолжением данной работы было бы установление критериев «цифровой компетентности», так как сам по себе параметр на данный момент довольно размыт. Разработка подобных критериев могла бы решить проблему выявления необходимости или отсутствия необходимости в приобретении этой самой компетенции. Кроме того, возможной последующей работой было бы установление четкой структуры и классификации подходов к обучению, с учетом появляющихся новых технологий, так как на данный момент разграничения между </w:t>
+      </w:r>
+      <w:r>
+        <w:rPr>
+          <w:lang w:val="en-US"/>
+        </w:rPr>
+        <w:t>MOOC</w:t>
+      </w:r>
+      <w:r>
+        <w:t xml:space="preserve"> курсами, </w:t>
+      </w:r>
+      <w:r>
+        <w:rPr>
+          <w:lang w:val="en-US"/>
+        </w:rPr>
+        <w:t>LMS</w:t>
+      </w:r>
+      <w:r>
+        <w:t>-системами и модульными образовательными системами достаточно условно. Структурирование информации по образовательным системам может помочь и бизнесу для решения задач обучения и повышения квалификации сотрудников [36,37,38,39], так как станет подспорьем при разработке собственной системы обучения нового сотрудника или повышения квалифика</w:t>
+      </w:r>
+      <w:r>
+        <w:t>ции опытных работников.</w:t>
+      </w:r>
+    </w:p>
+    <w:p>
+      <w:r>
+        <w:t>Заключение</w:t>
+      </w:r>
+    </w:p>
+    <w:p>
+      <w:r>
+        <w:t xml:space="preserve">В ходе исследования было выяснено, что цифровые образовательные стандарты в ближайшем будущем предусматривают использование автоматизированных и цифровых образовательных инструментов. Кроме стандарта также есть и влияние общества, так как сейчас большинство обучающихся – представители поколения </w:t>
+      </w:r>
+      <w:r>
+        <w:rPr>
+          <w:lang w:val="en-US"/>
+        </w:rPr>
+        <w:t>Y</w:t>
+      </w:r>
+      <w:r>
         <w:t xml:space="preserve"> и </w:t>
       </w:r>
       <w:r>
         <w:rPr>
           <w:lang w:val="en-US"/>
         </w:rPr>
-        <w:t>LCMS</w:t>
-      </w:r>
-      <w:r>
-        <w:t xml:space="preserve"> и модульных системах он получает рекомендации по курсу от преподавателя. В свою очередь преподаватель в </w:t>
-      </w:r>
-      <w:r>
-        <w:rPr>
-          <w:lang w:val="en-US"/>
-        </w:rPr>
-        <w:t>LMS</w:t>
+        <w:t>Z</w:t>
+      </w:r>
+      <w:r>
+        <w:t>, которые не мыслят жизни без гаджетов и цифровых инструментов. На данный момент цифровые образовательные среды не могут успешно функционировать без участия преподавателя. Однако нет четкого определения термина «цифровая компетентность», что не позволяет оценивать уровень освоения преподавателями новых технологий.</w:t>
+      </w:r>
+    </w:p>
+    <w:p>
+      <w:r>
+        <w:t xml:space="preserve">Таким образом, в ближайшем будущем для успешной реализации концепции Образования 3:0, ввиду наличия необходимых технологий, необходимо наладить стабильный трансфер новых образовательных технологий в ближайшем будущем предусматривают использование автоматизированных и цифровых образовательных инструментов. Кроме стандарта также есть и влияние общества, так как сейчас большинство обучающихся – представители поколения </w:t>
+      </w:r>
+      <w:r>
+        <w:rPr>
+          <w:lang w:val="en-US"/>
+        </w:rPr>
+        <w:t>Y</w:t>
       </w:r>
       <w:r>
         <w:t xml:space="preserve"> и </w:t>
@@ -2338,182 +2465,14 @@
         <w:rPr>
           <w:lang w:val="en-US"/>
         </w:rPr>
-        <w:t>LCMS</w:t>
-      </w:r>
-      <w:r>
-        <w:t xml:space="preserve"> и модульных системах имеет доступ к информации о деятельности ученика, может получить отчеты о его успеваемости. В случае </w:t>
-      </w:r>
-      <w:r>
-        <w:rPr>
-          <w:lang w:val="en-US"/>
-        </w:rPr>
-        <w:t>MOOC</w:t>
-      </w:r>
-      <w:r>
-        <w:t xml:space="preserve"> курсов (в большинстве случаев) преподаватель может только единожды </w:t>
-      </w:r>
-      <w:r>
-        <w:t>с</w:t>
-      </w:r>
-      <w:r>
-        <w:t xml:space="preserve">оздать курс и тестовые блоки к ним, в дальнейшем никак не </w:t>
-      </w:r>
-      <w:r>
-        <w:t>взаимодействуя и не контролируя деятельность ученика.</w:t>
-      </w:r>
-    </w:p>
-    <w:p>
-      <w:pPr>
-        <w:rPr>
-          <w:lang w:val="en-US"/>
-        </w:rPr>
-      </w:pPr>
-    </w:p>
-    <w:p>
-      <w:r>
-        <w:t>3.2. Направления решения задач в рамках поставленной проблемы</w:t>
-      </w:r>
-    </w:p>
-    <w:p>
-      <w:r>
-        <w:t xml:space="preserve"> В статье был проведен метаанализ публикаций по использованию и внедрению цифровых инструментов в образовательный процесс. Было определено, какие особенности потребления информации присущи поколению, которое проходит через образовательные ступени на данный момент (в связи с теорией поколений). Было установлено, какие характеристики должны присутствовать у системы для увеличения вовлеченности молодежи в образование. Также были рассмотрены несколько примеров различных типов нетрадиционных способов обучения (модульные технологии, </w:t>
-      </w:r>
-      <w:r>
-        <w:rPr>
-          <w:lang w:val="en-US"/>
-        </w:rPr>
-        <w:t>MOOC</w:t>
-      </w:r>
-      <w:r>
-        <w:t xml:space="preserve">, </w:t>
-      </w:r>
-      <w:r>
-        <w:rPr>
-          <w:lang w:val="en-US"/>
-        </w:rPr>
-        <w:t>LMS</w:t>
-      </w:r>
-      <w:r>
-        <w:t xml:space="preserve"> и др.) и было выявлено, какую роль в них занимает преподаватель (или тьютор, наставник). </w:t>
-      </w:r>
-    </w:p>
-    <w:p>
-      <w:r>
-        <w:t xml:space="preserve">Ввиду неумолимости роли преподавателя в качестве наставника или куратора образовательного процесса, даже в нетрадиционных моделях обучения, для облегчения интеграции цифровых технологий в образовательных процесс необходимо разрабатывать обучающие системы для преподавателей. Кроме того, как показал обзор литературы, обучающие курсы, тренинги и семинары по повышению «цифровой грамотности» преподавателей будут востребованы в ближайшей перспективе и требуют тщательно и детально прорабатываться, так как появляются новые технологии для обучения. </w:t>
-      </w:r>
-    </w:p>
-    <w:p>
-      <w:r>
-        <w:t xml:space="preserve">Перспективным продолжением данной работы было бы установление критериев «цифровой компетентности», так как сам по себе параметр на данный момент довольно размыт. Разработка подобных критериев могла бы решить проблему выявления необходимости или отсутствия необходимости в приобретении этой самой компетенции. Кроме того, возможной последующей работой было бы установление четкой структуры и классификации подходов к обучению, с учетом появляющихся новых технологий, так как на данный момент разграничения между </w:t>
-      </w:r>
-      <w:r>
-        <w:rPr>
-          <w:lang w:val="en-US"/>
-        </w:rPr>
-        <w:t>MOOC</w:t>
-      </w:r>
-      <w:r>
-        <w:t xml:space="preserve"> курсами, </w:t>
-      </w:r>
-      <w:r>
-        <w:rPr>
-          <w:lang w:val="en-US"/>
-        </w:rPr>
-        <w:t>LMS</w:t>
-      </w:r>
-      <w:r>
-        <w:t>-системами и модульными образовательными системами достаточно условно. Структурирование информации по образовательным системам может помочь и бизнесу для решения задач обучения и повышения квалификации сотрудников [36,37,38,39], так как станет подспорьем при разработке собственной системы обучения нового сотрудника или повышения квалифика</w:t>
-      </w:r>
-      <w:r>
-        <w:t>ции опытных работников.</w:t>
-      </w:r>
-    </w:p>
-    <w:p>
-      <w:r>
-        <w:t>Заключение</w:t>
-      </w:r>
-    </w:p>
-    <w:p>
-      <w:r>
-        <w:t xml:space="preserve">В ходе исследования было выяснено, что цифровые образовательные стандарты в ближайшем будущем предусматривают использование автоматизированных и цифровых образовательных инструментов. Кроме стандарта также есть и влияние общества, так как сейчас большинство обучающихся – представители поколения </w:t>
-      </w:r>
-      <w:r>
-        <w:rPr>
-          <w:lang w:val="en-US"/>
-        </w:rPr>
-        <w:t>Y</w:t>
-      </w:r>
-      <w:r>
-        <w:t xml:space="preserve"> и </w:t>
-      </w:r>
-      <w:r>
-        <w:rPr>
-          <w:lang w:val="en-US"/>
-        </w:rPr>
         <w:t>Z</w:t>
       </w:r>
       <w:r>
-        <w:t>, которые не мыслят жизни без гаджетов и цифровых инструментов. На данный момент цифровые образовательные среды не могут успешно функционировать без участия преподавателя. Однако нет четкого определения термина «цифровая компетентность», что не позволяет оценивать уровень освоения преподавателями новых технологий.</w:t>
-      </w:r>
-    </w:p>
-    <w:p>
-      <w:r>
-        <w:t xml:space="preserve"> Таким образом, в ближайшем будущем для успешной реализации концепции Образования 3:0, ввиду наличия необходимых технологий, необходимо наладить стабильный </w:t>
-      </w:r>
-      <w:proofErr w:type="gramStart"/>
-      <w:r>
-        <w:t>трансфер</w:t>
-      </w:r>
-      <w:proofErr w:type="gramEnd"/>
-      <w:r>
-        <w:t xml:space="preserve"> но</w:t>
-      </w:r>
-    </w:p>
-    <w:p>
-      <w:proofErr w:type="spellStart"/>
-      <w:r>
-        <w:lastRenderedPageBreak/>
-        <w:t>вых</w:t>
-      </w:r>
-      <w:proofErr w:type="spellEnd"/>
-      <w:r>
-        <w:t xml:space="preserve"> образовательных технологий в ближайшем будущем предусматривают использование </w:t>
-      </w:r>
-      <w:proofErr w:type="spellStart"/>
-      <w:r>
-        <w:t>ав</w:t>
-      </w:r>
-      <w:proofErr w:type="spellEnd"/>
-    </w:p>
-    <w:p>
-      <w:proofErr w:type="spellStart"/>
-      <w:r>
-        <w:t>томатизированных</w:t>
-      </w:r>
-      <w:proofErr w:type="spellEnd"/>
-      <w:r>
-        <w:t xml:space="preserve"> и цифровых образовательных инструментов. Кроме стандарта также есть и влияние общества, так как сейчас большинство обучающихся – представители поколения </w:t>
-      </w:r>
-      <w:r>
-        <w:rPr>
-          <w:lang w:val="en-US"/>
-        </w:rPr>
-        <w:t>Y</w:t>
-      </w:r>
-      <w:r>
-        <w:t xml:space="preserve"> и </w:t>
-      </w:r>
-      <w:r>
-        <w:rPr>
-          <w:lang w:val="en-US"/>
-        </w:rPr>
-        <w:t>Z</w:t>
-      </w:r>
-      <w:r>
         <w:t xml:space="preserve">, которые не мыслят жизни без гаджетов и цифровых инструментов. </w:t>
       </w:r>
     </w:p>
     <w:p>
+      <w:bookmarkStart w:id="0" w:name="_GoBack"/>
       <w:r>
         <w:t>На данный момент цифровые образовательные среды не могут успешно функционировать без участия преподавателя. Однако нет четкого определения термина «цифровая компетентность», что не позволяет оценивать уровень процесс обучения, внедрить цифровые среды и инструменты в общий образовательный процесс, разработать критерии цифровой компетентности и наладить постоянную программу повышения квалификации для педагогов, чтобы образова</w:t>
       </w:r>
@@ -2523,6 +2482,7 @@
       <w:r>
         <w:t>с развитием технологий.</w:t>
       </w:r>
+      <w:bookmarkEnd w:id="0"/>
     </w:p>
     <w:sectPr>
       <w:pgSz w:w="11906" w:h="16838"/>
